--- a/spa/docx/04.content.docx
+++ b/spa/docx/04.content.docx
@@ -19,7 +19,7 @@
         <w:rPr>
           <w:lang w:val="es_ES" w:bidi="es_ES"/>
         </w:rPr>
-        <w:t>Resource: Notas de Estudio - Introducciones a los Libros (Tyndale)</w:t>
+        <w:t>Resource: Tyndale Open Study Notes</w:t>
       </w:r>
       <w:r>
         <w:rPr>
@@ -112,7 +112,7 @@
         <w:rPr>
           <w:lang w:val="es_ES" w:bidi="es_ES"/>
         </w:rPr>
-        <w:t>Notas de Estudio - Introducciones a los Libros (Tyndale)</w:t>
+        <w:t>Tyndale Open Study Notes</w:t>
       </w:r>
     </w:p>
     <w:p>

--- a/spa/docx/04.content.docx
+++ b/spa/docx/04.content.docx
@@ -19,7 +19,7 @@
         <w:rPr>
           <w:lang w:val="es_ES" w:bidi="es_ES"/>
         </w:rPr>
-        <w:t>Resource: Tyndale Open Study Notes</w:t>
+        <w:t>Resource: Aquifer Open Study Notes (Book Intros)</w:t>
       </w:r>
       <w:r>
         <w:rPr>
@@ -112,7 +112,7 @@
         <w:rPr>
           <w:lang w:val="es_ES" w:bidi="es_ES"/>
         </w:rPr>
-        <w:t>Tyndale Open Study Notes</w:t>
+        <w:t>Aquifer Open Study Notes (Book Intros)</w:t>
       </w:r>
     </w:p>
     <w:p>

--- a/spa/docx/04.content.docx
+++ b/spa/docx/04.content.docx
@@ -297,54 +297,36 @@
         </w:rPr>
         <w:t>El libro de Números se organiza en torno a las tres etapas del viaje de Israel a través del desierto: (1) los diecinueve días en los que Israel se preparó para partir del Monte Sinaí (</w:t>
       </w:r>
-      <w:hyperlink r:id="rId13">
-        <w:r>
-          <w:rPr>
-            <w:lang w:val="es_ES" w:bidi="es_ES"/>
-          </w:rPr>
-          <w:rPr>
-            <w:color w:val="0000EE"/>
-            <w:u w:val="single"/>
-          </w:rPr>
-          <w:t>1:1–10:10</w:t>
-        </w:r>
-      </w:hyperlink>
+      <w:r>
+        <w:rPr>
+          <w:lang w:val="es_ES" w:bidi="es_ES"/>
+        </w:rPr>
+        <w:t>1:1–10:10</w:t>
+      </w:r>
       <w:r>
         <w:rPr>
           <w:lang w:val="es_ES" w:bidi="es_ES"/>
         </w:rPr>
         <w:t>), (2) el viaje de treinta y nueve años desde el Monte Sinaí hasta los campos de Moab (</w:t>
       </w:r>
-      <w:hyperlink r:id="rId14">
-        <w:r>
-          <w:rPr>
-            <w:lang w:val="es_ES" w:bidi="es_ES"/>
-          </w:rPr>
-          <w:rPr>
-            <w:color w:val="0000EE"/>
-            <w:u w:val="single"/>
-          </w:rPr>
-          <w:t>10:11–22:1</w:t>
-        </w:r>
-      </w:hyperlink>
+      <w:r>
+        <w:rPr>
+          <w:lang w:val="es_ES" w:bidi="es_ES"/>
+        </w:rPr>
+        <w:t>10:11–22:1</w:t>
+      </w:r>
       <w:r>
         <w:rPr>
           <w:lang w:val="es_ES" w:bidi="es_ES"/>
         </w:rPr>
         <w:t>), y (3) los meses finales del campamento de Israel en los campos de Moab, poco antes de que entraran en Canaán (</w:t>
       </w:r>
-      <w:hyperlink r:id="rId15">
-        <w:r>
-          <w:rPr>
-            <w:lang w:val="es_ES" w:bidi="es_ES"/>
-          </w:rPr>
-          <w:rPr>
-            <w:color w:val="0000EE"/>
-            <w:u w:val="single"/>
-          </w:rPr>
-          <w:t>21:1–36:13</w:t>
-        </w:r>
-      </w:hyperlink>
+      <w:r>
+        <w:rPr>
+          <w:lang w:val="es_ES" w:bidi="es_ES"/>
+        </w:rPr>
+        <w:t>21:1–36:13</w:t>
+      </w:r>
       <w:r>
         <w:rPr>
           <w:lang w:val="es_ES" w:bidi="es_ES"/>
@@ -365,36 +347,24 @@
         </w:rPr>
         <w:t xml:space="preserve">Las dos inscripciones de los hombres de Israel en edad militar (caps. </w:t>
       </w:r>
-      <w:hyperlink r:id="rId16">
-        <w:r>
-          <w:rPr>
-            <w:lang w:val="es_ES" w:bidi="es_ES"/>
-          </w:rPr>
-          <w:rPr>
-            <w:color w:val="0000EE"/>
-            <w:u w:val="single"/>
-          </w:rPr>
-          <w:t>1–4</w:t>
-        </w:r>
-      </w:hyperlink>
+      <w:r>
+        <w:rPr>
+          <w:lang w:val="es_ES" w:bidi="es_ES"/>
+        </w:rPr>
+        <w:t>1–4</w:t>
+      </w:r>
       <w:r>
         <w:rPr>
           <w:lang w:val="es_ES" w:bidi="es_ES"/>
         </w:rPr>
         <w:t xml:space="preserve">, </w:t>
       </w:r>
-      <w:hyperlink r:id="rId17">
-        <w:r>
-          <w:rPr>
-            <w:lang w:val="es_ES" w:bidi="es_ES"/>
-          </w:rPr>
-          <w:rPr>
-            <w:color w:val="0000EE"/>
-            <w:u w:val="single"/>
-          </w:rPr>
-          <w:t>26</w:t>
-        </w:r>
-      </w:hyperlink>
+      <w:r>
+        <w:rPr>
+          <w:lang w:val="es_ES" w:bidi="es_ES"/>
+        </w:rPr>
+        <w:t>26</w:t>
+      </w:r>
       <w:r>
         <w:rPr>
           <w:lang w:val="es_ES" w:bidi="es_ES"/>
@@ -415,144 +385,96 @@
         </w:rPr>
         <w:t xml:space="preserve">En el camino, los hebreos que salieron de Egipto se rebelaron repetidamente (caps. </w:t>
       </w:r>
-      <w:hyperlink r:id="rId18">
-        <w:r>
-          <w:rPr>
-            <w:lang w:val="es_ES" w:bidi="es_ES"/>
-          </w:rPr>
-          <w:rPr>
-            <w:color w:val="0000EE"/>
-            <w:u w:val="single"/>
-          </w:rPr>
-          <w:t>11</w:t>
-        </w:r>
-      </w:hyperlink>
+      <w:r>
+        <w:rPr>
+          <w:lang w:val="es_ES" w:bidi="es_ES"/>
+        </w:rPr>
+        <w:t>11</w:t>
+      </w:r>
       <w:r>
         <w:rPr>
           <w:lang w:val="es_ES" w:bidi="es_ES"/>
         </w:rPr>
         <w:t xml:space="preserve">, </w:t>
       </w:r>
-      <w:hyperlink r:id="rId19">
-        <w:r>
-          <w:rPr>
-            <w:lang w:val="es_ES" w:bidi="es_ES"/>
-          </w:rPr>
-          <w:rPr>
-            <w:color w:val="0000EE"/>
-            <w:u w:val="single"/>
-          </w:rPr>
-          <w:t>12</w:t>
-        </w:r>
-      </w:hyperlink>
+      <w:r>
+        <w:rPr>
+          <w:lang w:val="es_ES" w:bidi="es_ES"/>
+        </w:rPr>
+        <w:t>12</w:t>
+      </w:r>
       <w:r>
         <w:rPr>
           <w:lang w:val="es_ES" w:bidi="es_ES"/>
         </w:rPr>
         <w:t xml:space="preserve">, </w:t>
       </w:r>
-      <w:hyperlink r:id="rId20">
-        <w:r>
-          <w:rPr>
-            <w:lang w:val="es_ES" w:bidi="es_ES"/>
-          </w:rPr>
-          <w:rPr>
-            <w:color w:val="0000EE"/>
-            <w:u w:val="single"/>
-          </w:rPr>
-          <w:t>14</w:t>
-        </w:r>
-      </w:hyperlink>
+      <w:r>
+        <w:rPr>
+          <w:lang w:val="es_ES" w:bidi="es_ES"/>
+        </w:rPr>
+        <w:t>14</w:t>
+      </w:r>
       <w:r>
         <w:rPr>
           <w:lang w:val="es_ES" w:bidi="es_ES"/>
         </w:rPr>
         <w:t xml:space="preserve">, </w:t>
       </w:r>
-      <w:hyperlink r:id="rId21">
-        <w:r>
-          <w:rPr>
-            <w:lang w:val="es_ES" w:bidi="es_ES"/>
-          </w:rPr>
-          <w:rPr>
-            <w:color w:val="0000EE"/>
-            <w:u w:val="single"/>
-          </w:rPr>
-          <w:t>16, 17</w:t>
-        </w:r>
-      </w:hyperlink>
+      <w:r>
+        <w:rPr>
+          <w:lang w:val="es_ES" w:bidi="es_ES"/>
+        </w:rPr>
+        <w:t>16, 17</w:t>
+      </w:r>
       <w:r>
         <w:rPr>
           <w:lang w:val="es_ES" w:bidi="es_ES"/>
         </w:rPr>
         <w:t xml:space="preserve">, </w:t>
       </w:r>
-      <w:hyperlink r:id="rId22">
-        <w:r>
-          <w:rPr>
-            <w:lang w:val="es_ES" w:bidi="es_ES"/>
-          </w:rPr>
-          <w:rPr>
-            <w:color w:val="0000EE"/>
-            <w:u w:val="single"/>
-          </w:rPr>
-          <w:t>20</w:t>
-        </w:r>
-      </w:hyperlink>
+      <w:r>
+        <w:rPr>
+          <w:lang w:val="es_ES" w:bidi="es_ES"/>
+        </w:rPr>
+        <w:t>20</w:t>
+      </w:r>
       <w:r>
         <w:rPr>
           <w:lang w:val="es_ES" w:bidi="es_ES"/>
         </w:rPr>
         <w:t xml:space="preserve">, </w:t>
       </w:r>
-      <w:hyperlink r:id="rId23">
-        <w:r>
-          <w:rPr>
-            <w:lang w:val="es_ES" w:bidi="es_ES"/>
-          </w:rPr>
-          <w:rPr>
-            <w:color w:val="0000EE"/>
-            <w:u w:val="single"/>
-          </w:rPr>
-          <w:t>25</w:t>
-        </w:r>
-      </w:hyperlink>
+      <w:r>
+        <w:rPr>
+          <w:lang w:val="es_ES" w:bidi="es_ES"/>
+        </w:rPr>
+        <w:t>25</w:t>
+      </w:r>
       <w:r>
         <w:rPr>
           <w:lang w:val="es_ES" w:bidi="es_ES"/>
         </w:rPr>
         <w:t>). Todos murieron en el desierto, excepto Josué y Caleb, que tuvieron una fe ejemplar (</w:t>
       </w:r>
-      <w:hyperlink r:id="rId24">
-        <w:r>
-          <w:rPr>
-            <w:lang w:val="es_ES" w:bidi="es_ES"/>
-          </w:rPr>
-          <w:rPr>
-            <w:color w:val="0000EE"/>
-            <w:u w:val="single"/>
-          </w:rPr>
-          <w:t>13:30,</w:t>
-        </w:r>
-      </w:hyperlink>
+      <w:r>
+        <w:rPr>
+          <w:lang w:val="es_ES" w:bidi="es_ES"/>
+        </w:rPr>
+        <w:t>13:30,</w:t>
+      </w:r>
       <w:r>
         <w:rPr>
           <w:lang w:val="es_ES" w:bidi="es_ES"/>
         </w:rPr>
         <w:t xml:space="preserve"> </w:t>
       </w:r>
-      <w:hyperlink r:id="rId25">
-        <w:r>
-          <w:rPr>
-            <w:lang w:val="es_ES" w:bidi="es_ES"/>
-          </w:rPr>
-          <w:rPr>
-            <w:color w:val="0000EE"/>
-            <w:u w:val="single"/>
-          </w:rPr>
-          <w:t>14:6–9</w:t>
-        </w:r>
-      </w:hyperlink>
+      <w:r>
+        <w:rPr>
+          <w:lang w:val="es_ES" w:bidi="es_ES"/>
+        </w:rPr>
+        <w:t>14:6–9</w:t>
+      </w:r>
       <w:r>
         <w:rPr>
           <w:lang w:val="es_ES" w:bidi="es_ES"/>
@@ -573,126 +495,84 @@
         </w:rPr>
         <w:t xml:space="preserve">El ejército de Israel fue puesto a prueba en varias ocasiones antes de entrar en Canaán (caps. </w:t>
       </w:r>
-      <w:hyperlink r:id="rId20">
-        <w:r>
-          <w:rPr>
-            <w:lang w:val="es_ES" w:bidi="es_ES"/>
-          </w:rPr>
-          <w:rPr>
-            <w:color w:val="0000EE"/>
-            <w:u w:val="single"/>
-          </w:rPr>
-          <w:t>14</w:t>
-        </w:r>
-      </w:hyperlink>
+      <w:r>
+        <w:rPr>
+          <w:lang w:val="es_ES" w:bidi="es_ES"/>
+        </w:rPr>
+        <w:t>14</w:t>
+      </w:r>
       <w:r>
         <w:rPr>
           <w:lang w:val="es_ES" w:bidi="es_ES"/>
         </w:rPr>
         <w:t xml:space="preserve">, </w:t>
       </w:r>
-      <w:hyperlink r:id="rId26">
-        <w:r>
-          <w:rPr>
-            <w:lang w:val="es_ES" w:bidi="es_ES"/>
-          </w:rPr>
-          <w:rPr>
-            <w:color w:val="0000EE"/>
-            <w:u w:val="single"/>
-          </w:rPr>
-          <w:t>21</w:t>
-        </w:r>
-      </w:hyperlink>
+      <w:r>
+        <w:rPr>
+          <w:lang w:val="es_ES" w:bidi="es_ES"/>
+        </w:rPr>
+        <w:t>21</w:t>
+      </w:r>
       <w:r>
         <w:rPr>
           <w:lang w:val="es_ES" w:bidi="es_ES"/>
         </w:rPr>
         <w:t xml:space="preserve">, </w:t>
       </w:r>
-      <w:hyperlink r:id="rId27">
-        <w:r>
-          <w:rPr>
-            <w:lang w:val="es_ES" w:bidi="es_ES"/>
-          </w:rPr>
-          <w:rPr>
-            <w:color w:val="0000EE"/>
-            <w:u w:val="single"/>
-          </w:rPr>
-          <w:t>31</w:t>
-        </w:r>
-      </w:hyperlink>
+      <w:r>
+        <w:rPr>
+          <w:lang w:val="es_ES" w:bidi="es_ES"/>
+        </w:rPr>
+        <w:t>31</w:t>
+      </w:r>
       <w:r>
         <w:rPr>
           <w:lang w:val="es_ES" w:bidi="es_ES"/>
         </w:rPr>
         <w:t xml:space="preserve">), y se relata la historia de Balaam (caps. </w:t>
       </w:r>
-      <w:hyperlink r:id="rId28">
-        <w:r>
-          <w:rPr>
-            <w:lang w:val="es_ES" w:bidi="es_ES"/>
-          </w:rPr>
-          <w:rPr>
-            <w:color w:val="0000EE"/>
-            <w:u w:val="single"/>
-          </w:rPr>
-          <w:t>22–24</w:t>
-        </w:r>
-      </w:hyperlink>
+      <w:r>
+        <w:rPr>
+          <w:lang w:val="es_ES" w:bidi="es_ES"/>
+        </w:rPr>
+        <w:t>22–24</w:t>
+      </w:r>
       <w:r>
         <w:rPr>
           <w:lang w:val="es_ES" w:bidi="es_ES"/>
         </w:rPr>
         <w:t xml:space="preserve">). Se hicieron arreglos para establecerse en Transjordania (cap. </w:t>
       </w:r>
-      <w:hyperlink r:id="rId29">
-        <w:r>
-          <w:rPr>
-            <w:lang w:val="es_ES" w:bidi="es_ES"/>
-          </w:rPr>
-          <w:rPr>
-            <w:color w:val="0000EE"/>
-            <w:u w:val="single"/>
-          </w:rPr>
-          <w:t>32</w:t>
-        </w:r>
-      </w:hyperlink>
+      <w:r>
+        <w:rPr>
+          <w:lang w:val="es_ES" w:bidi="es_ES"/>
+        </w:rPr>
+        <w:t>32</w:t>
+      </w:r>
       <w:r>
         <w:rPr>
           <w:lang w:val="es_ES" w:bidi="es_ES"/>
         </w:rPr>
         <w:t xml:space="preserve">), se revisó el viaje por el desierto (cap. </w:t>
       </w:r>
-      <w:hyperlink r:id="rId30">
-        <w:r>
-          <w:rPr>
-            <w:lang w:val="es_ES" w:bidi="es_ES"/>
-          </w:rPr>
-          <w:rPr>
-            <w:color w:val="0000EE"/>
-            <w:u w:val="single"/>
-          </w:rPr>
-          <w:t>33</w:t>
-        </w:r>
-      </w:hyperlink>
+      <w:r>
+        <w:rPr>
+          <w:lang w:val="es_ES" w:bidi="es_ES"/>
+        </w:rPr>
+        <w:t>33</w:t>
+      </w:r>
       <w:r>
         <w:rPr>
           <w:lang w:val="es_ES" w:bidi="es_ES"/>
         </w:rPr>
         <w:t xml:space="preserve">), y Moisés anticipó la ocupación de Canaán (caps. </w:t>
       </w:r>
-      <w:hyperlink r:id="rId31">
-        <w:r>
-          <w:rPr>
-            <w:lang w:val="es_ES" w:bidi="es_ES"/>
-          </w:rPr>
-          <w:rPr>
-            <w:color w:val="0000EE"/>
-            <w:u w:val="single"/>
-          </w:rPr>
-          <w:t>34–36</w:t>
-        </w:r>
-      </w:hyperlink>
+      <w:r>
+        <w:rPr>
+          <w:lang w:val="es_ES" w:bidi="es_ES"/>
+        </w:rPr>
+        <w:t>34–36</w:t>
+      </w:r>
       <w:r>
         <w:rPr>
           <w:lang w:val="es_ES" w:bidi="es_ES"/>
@@ -738,36 +618,24 @@
         </w:rPr>
         <w:t xml:space="preserve">Al igual que con los otros libros del Pentateuco, tradicionalmente se ha reconocido a Moisés como el autor de Números. Hasta la llegada de la erudición moderna, tanto eruditos judíos como cristianos sostenían la autoría de Moisés; el Antiguo Testamento, el Nuevo Testamento y mucha literatura judía antigua también asumieron esto. Las referencias al papel de Moisés como autor aparecen a lo largo del Pentateuco (por ejemplo, </w:t>
       </w:r>
-      <w:hyperlink r:id="rId32">
-        <w:r>
-          <w:rPr>
-            <w:lang w:val="es_ES" w:bidi="es_ES"/>
-          </w:rPr>
-          <w:rPr>
-            <w:color w:val="0000EE"/>
-            <w:u w:val="single"/>
-          </w:rPr>
-          <w:t>Nm 33:1–2</w:t>
-        </w:r>
-      </w:hyperlink>
+      <w:r>
+        <w:rPr>
+          <w:lang w:val="es_ES" w:bidi="es_ES"/>
+        </w:rPr>
+        <w:t>Nm 33:1–2</w:t>
+      </w:r>
       <w:r>
         <w:rPr>
           <w:lang w:val="es_ES" w:bidi="es_ES"/>
         </w:rPr>
         <w:t>). No hay necesidad de excluir a Moisés de antemano como el autor principal, basándose en el contenido o el nivel de alfabetización factible en el momento del Éxodo y la conquista, excepto en pasajes como el relato de su muerte (</w:t>
       </w:r>
-      <w:hyperlink r:id="rId33">
-        <w:r>
-          <w:rPr>
-            <w:lang w:val="es_ES" w:bidi="es_ES"/>
-          </w:rPr>
-          <w:rPr>
-            <w:color w:val="0000EE"/>
-            <w:u w:val="single"/>
-          </w:rPr>
-          <w:t>Dt 34</w:t>
-        </w:r>
-      </w:hyperlink>
+      <w:r>
+        <w:rPr>
+          <w:lang w:val="es_ES" w:bidi="es_ES"/>
+        </w:rPr>
+        <w:t>Dt 34</w:t>
+      </w:r>
       <w:r>
         <w:rPr>
           <w:lang w:val="es_ES" w:bidi="es_ES"/>
@@ -876,36 +744,24 @@
         </w:rPr>
         <w:t xml:space="preserve">Título del libro. El nombre "Números" se debe al enfoque de este libro en las estadísticas (ver caps </w:t>
       </w:r>
-      <w:hyperlink r:id="rId16">
-        <w:r>
-          <w:rPr>
-            <w:lang w:val="es_ES" w:bidi="es_ES"/>
-          </w:rPr>
-          <w:rPr>
-            <w:color w:val="0000EE"/>
-            <w:u w:val="single"/>
-          </w:rPr>
-          <w:t>1–4</w:t>
-        </w:r>
-      </w:hyperlink>
+      <w:r>
+        <w:rPr>
+          <w:lang w:val="es_ES" w:bidi="es_ES"/>
+        </w:rPr>
+        <w:t>1–4</w:t>
+      </w:r>
       <w:r>
         <w:rPr>
           <w:lang w:val="es_ES" w:bidi="es_ES"/>
         </w:rPr>
         <w:t xml:space="preserve">, </w:t>
       </w:r>
-      <w:hyperlink r:id="rId17">
-        <w:r>
-          <w:rPr>
-            <w:lang w:val="es_ES" w:bidi="es_ES"/>
-          </w:rPr>
-          <w:rPr>
-            <w:color w:val="0000EE"/>
-            <w:u w:val="single"/>
-          </w:rPr>
-          <w:t>26</w:t>
-        </w:r>
-      </w:hyperlink>
+      <w:r>
+        <w:rPr>
+          <w:lang w:val="es_ES" w:bidi="es_ES"/>
+        </w:rPr>
+        <w:t>26</w:t>
+      </w:r>
       <w:r>
         <w:rPr>
           <w:lang w:val="es_ES" w:bidi="es_ES"/>
@@ -938,18 +794,12 @@
         </w:rPr>
         <w:t xml:space="preserve">, los nombres dados a este libro por las traducciones de la Vulgata Latina y la Septuaginta Griega del Antiguo Testamento. Los registros muestran con precisión matemática que los israelitas que salieron de Egipto no fueron las mismas personas que cruzaron el Jordán hacia Canaán. En la Biblia hebrea, el libro de Números se llama bemidbar ("en el desierto"), la cuarta palabra de </w:t>
       </w:r>
-      <w:hyperlink r:id="rId34">
-        <w:r>
-          <w:rPr>
-            <w:lang w:val="es_ES" w:bidi="es_ES"/>
-          </w:rPr>
-          <w:rPr>
-            <w:color w:val="0000EE"/>
-            <w:u w:val="single"/>
-          </w:rPr>
-          <w:t>Nm 1:1</w:t>
-        </w:r>
-      </w:hyperlink>
+      <w:r>
+        <w:rPr>
+          <w:lang w:val="es_ES" w:bidi="es_ES"/>
+        </w:rPr>
+        <w:t>Nm 1:1</w:t>
+      </w:r>
       <w:r>
         <w:rPr>
           <w:lang w:val="es_ES" w:bidi="es_ES"/>
@@ -970,162 +820,108 @@
         </w:rPr>
         <w:t xml:space="preserve">Géneros literarios. El libro de Números incluye una variedad de géneros literarios comunes, como la narrativa (por ejemplo, </w:t>
       </w:r>
-      <w:hyperlink r:id="rId35">
-        <w:r>
-          <w:rPr>
-            <w:lang w:val="es_ES" w:bidi="es_ES"/>
-          </w:rPr>
-          <w:rPr>
-            <w:color w:val="0000EE"/>
-            <w:u w:val="single"/>
-          </w:rPr>
-          <w:t>10:11–14:45</w:t>
-        </w:r>
-      </w:hyperlink>
+      <w:r>
+        <w:rPr>
+          <w:lang w:val="es_ES" w:bidi="es_ES"/>
+        </w:rPr>
+        <w:t>10:11–14:45</w:t>
+      </w:r>
       <w:r>
         <w:rPr>
           <w:lang w:val="es_ES" w:bidi="es_ES"/>
         </w:rPr>
         <w:t xml:space="preserve">), la poesía (por ejemplo, caps. </w:t>
       </w:r>
-      <w:hyperlink r:id="rId36">
-        <w:r>
-          <w:rPr>
-            <w:lang w:val="es_ES" w:bidi="es_ES"/>
-          </w:rPr>
-          <w:rPr>
-            <w:color w:val="0000EE"/>
-            <w:u w:val="single"/>
-          </w:rPr>
-          <w:t>23–24</w:t>
-        </w:r>
-      </w:hyperlink>
+      <w:r>
+        <w:rPr>
+          <w:lang w:val="es_ES" w:bidi="es_ES"/>
+        </w:rPr>
+        <w:t>23–24</w:t>
+      </w:r>
       <w:r>
         <w:rPr>
           <w:lang w:val="es_ES" w:bidi="es_ES"/>
         </w:rPr>
         <w:t xml:space="preserve">) y la ley (por ejemplo, caps. </w:t>
       </w:r>
-      <w:hyperlink r:id="rId37">
-        <w:r>
-          <w:rPr>
-            <w:lang w:val="es_ES" w:bidi="es_ES"/>
-          </w:rPr>
-          <w:rPr>
-            <w:color w:val="0000EE"/>
-            <w:u w:val="single"/>
-          </w:rPr>
-          <w:t>4–6</w:t>
-        </w:r>
-      </w:hyperlink>
+      <w:r>
+        <w:rPr>
+          <w:lang w:val="es_ES" w:bidi="es_ES"/>
+        </w:rPr>
+        <w:t>4–6</w:t>
+      </w:r>
       <w:r>
         <w:rPr>
           <w:lang w:val="es_ES" w:bidi="es_ES"/>
         </w:rPr>
         <w:t xml:space="preserve">). También contiene listas detalladas de hechos y cifras, como registros de censos (por ejemplo, caps. </w:t>
       </w:r>
-      <w:hyperlink r:id="rId16">
-        <w:r>
-          <w:rPr>
-            <w:lang w:val="es_ES" w:bidi="es_ES"/>
-          </w:rPr>
-          <w:rPr>
-            <w:color w:val="0000EE"/>
-            <w:u w:val="single"/>
-          </w:rPr>
-          <w:t>1–4</w:t>
-        </w:r>
-      </w:hyperlink>
+      <w:r>
+        <w:rPr>
+          <w:lang w:val="es_ES" w:bidi="es_ES"/>
+        </w:rPr>
+        <w:t>1–4</w:t>
+      </w:r>
       <w:r>
         <w:rPr>
           <w:lang w:val="es_ES" w:bidi="es_ES"/>
         </w:rPr>
         <w:t xml:space="preserve">), ofrendas (por ejemplo, cap. </w:t>
       </w:r>
-      <w:hyperlink r:id="rId38">
-        <w:r>
-          <w:rPr>
-            <w:lang w:val="es_ES" w:bidi="es_ES"/>
-          </w:rPr>
-          <w:rPr>
-            <w:color w:val="0000EE"/>
-            <w:u w:val="single"/>
-          </w:rPr>
-          <w:t>7</w:t>
-        </w:r>
-      </w:hyperlink>
+      <w:r>
+        <w:rPr>
+          <w:lang w:val="es_ES" w:bidi="es_ES"/>
+        </w:rPr>
+        <w:t>7</w:t>
+      </w:r>
       <w:r>
         <w:rPr>
           <w:lang w:val="es_ES" w:bidi="es_ES"/>
         </w:rPr>
         <w:t xml:space="preserve">) e itinerarios de viaje (por ejemplo, cap. </w:t>
       </w:r>
-      <w:hyperlink r:id="rId30">
-        <w:r>
-          <w:rPr>
-            <w:lang w:val="es_ES" w:bidi="es_ES"/>
-          </w:rPr>
-          <w:rPr>
-            <w:color w:val="0000EE"/>
-            <w:u w:val="single"/>
-          </w:rPr>
-          <w:t>33</w:t>
-        </w:r>
-      </w:hyperlink>
+      <w:r>
+        <w:rPr>
+          <w:lang w:val="es_ES" w:bidi="es_ES"/>
+        </w:rPr>
+        <w:t>33</w:t>
+      </w:r>
       <w:r>
         <w:rPr>
           <w:lang w:val="es_ES" w:bidi="es_ES"/>
         </w:rPr>
         <w:t xml:space="preserve">). La RVR09 compila varias listas de prosa en tablas concisas de nombres y números (caps. </w:t>
       </w:r>
-      <w:hyperlink r:id="rId39">
-        <w:r>
-          <w:rPr>
-            <w:lang w:val="es_ES" w:bidi="es_ES"/>
-          </w:rPr>
-          <w:rPr>
-            <w:color w:val="0000EE"/>
-            <w:u w:val="single"/>
-          </w:rPr>
-          <w:t>1–2</w:t>
-        </w:r>
-      </w:hyperlink>
+      <w:r>
+        <w:rPr>
+          <w:lang w:val="es_ES" w:bidi="es_ES"/>
+        </w:rPr>
+        <w:t>1–2</w:t>
+      </w:r>
       <w:r>
         <w:rPr>
           <w:lang w:val="es_ES" w:bidi="es_ES"/>
         </w:rPr>
         <w:t xml:space="preserve">; </w:t>
       </w:r>
-      <w:hyperlink r:id="rId40">
-        <w:r>
-          <w:rPr>
-            <w:lang w:val="es_ES" w:bidi="es_ES"/>
-          </w:rPr>
-          <w:rPr>
-            <w:color w:val="0000EE"/>
-            <w:u w:val="single"/>
-          </w:rPr>
-          <w:t>13</w:t>
-        </w:r>
-      </w:hyperlink>
+      <w:r>
+        <w:rPr>
+          <w:lang w:val="es_ES" w:bidi="es_ES"/>
+        </w:rPr>
+        <w:t>13</w:t>
+      </w:r>
       <w:r>
         <w:rPr>
           <w:lang w:val="es_ES" w:bidi="es_ES"/>
         </w:rPr>
         <w:t xml:space="preserve">, </w:t>
       </w:r>
-      <w:hyperlink r:id="rId41">
-        <w:r>
-          <w:rPr>
-            <w:lang w:val="es_ES" w:bidi="es_ES"/>
-          </w:rPr>
-          <w:rPr>
-            <w:color w:val="0000EE"/>
-            <w:u w:val="single"/>
-          </w:rPr>
-          <w:t>34</w:t>
-        </w:r>
-      </w:hyperlink>
+      <w:r>
+        <w:rPr>
+          <w:lang w:val="es_ES" w:bidi="es_ES"/>
+        </w:rPr>
+        <w:t>34</w:t>
+      </w:r>
       <w:r>
         <w:rPr>
           <w:lang w:val="es_ES" w:bidi="es_ES"/>
@@ -1159,108 +955,72 @@
         </w:rPr>
         <w:t>Señor (</w:t>
       </w:r>
-      <w:hyperlink r:id="rId42">
-        <w:r>
-          <w:rPr>
-            <w:lang w:val="es_ES" w:bidi="es_ES"/>
-          </w:rPr>
-          <w:rPr>
-            <w:color w:val="0000EE"/>
-            <w:u w:val="single"/>
-          </w:rPr>
-          <w:t>21:14–15</w:t>
-        </w:r>
-      </w:hyperlink>
+      <w:r>
+        <w:rPr>
+          <w:lang w:val="es_ES" w:bidi="es_ES"/>
+        </w:rPr>
+        <w:t>21:14–15</w:t>
+      </w:r>
       <w:r>
         <w:rPr>
           <w:lang w:val="es_ES" w:bidi="es_ES"/>
         </w:rPr>
         <w:t>), la “Canción del Pozo” (</w:t>
       </w:r>
-      <w:hyperlink r:id="rId43">
-        <w:r>
-          <w:rPr>
-            <w:lang w:val="es_ES" w:bidi="es_ES"/>
-          </w:rPr>
-          <w:rPr>
-            <w:color w:val="0000EE"/>
-            <w:u w:val="single"/>
-          </w:rPr>
-          <w:t>21:17–18</w:t>
-        </w:r>
-      </w:hyperlink>
+      <w:r>
+        <w:rPr>
+          <w:lang w:val="es_ES" w:bidi="es_ES"/>
+        </w:rPr>
+        <w:t>21:17–18</w:t>
+      </w:r>
       <w:r>
         <w:rPr>
           <w:lang w:val="es_ES" w:bidi="es_ES"/>
         </w:rPr>
         <w:t>) y la “Canción de Hesbón” (</w:t>
       </w:r>
-      <w:hyperlink r:id="rId44">
-        <w:r>
-          <w:rPr>
-            <w:lang w:val="es_ES" w:bidi="es_ES"/>
-          </w:rPr>
-          <w:rPr>
-            <w:color w:val="0000EE"/>
-            <w:u w:val="single"/>
-          </w:rPr>
-          <w:t>21:27–30</w:t>
-        </w:r>
-      </w:hyperlink>
+      <w:r>
+        <w:rPr>
+          <w:lang w:val="es_ES" w:bidi="es_ES"/>
+        </w:rPr>
+        <w:t>21:27–30</w:t>
+      </w:r>
       <w:r>
         <w:rPr>
           <w:lang w:val="es_ES" w:bidi="es_ES"/>
         </w:rPr>
         <w:t xml:space="preserve">). Los capítulos </w:t>
       </w:r>
-      <w:hyperlink r:id="rId36">
-        <w:r>
-          <w:rPr>
-            <w:lang w:val="es_ES" w:bidi="es_ES"/>
-          </w:rPr>
-          <w:rPr>
-            <w:color w:val="0000EE"/>
-            <w:u w:val="single"/>
-          </w:rPr>
-          <w:t>23–24</w:t>
-        </w:r>
-      </w:hyperlink>
+      <w:r>
+        <w:rPr>
+          <w:lang w:val="es_ES" w:bidi="es_ES"/>
+        </w:rPr>
+        <w:t>23–24</w:t>
+      </w:r>
       <w:r>
         <w:rPr>
           <w:lang w:val="es_ES" w:bidi="es_ES"/>
         </w:rPr>
         <w:t xml:space="preserve"> contienen muchas líneas poéticas del profeta no israelita Balaam; </w:t>
       </w:r>
-      <w:hyperlink r:id="rId45">
-        <w:r>
-          <w:rPr>
-            <w:lang w:val="es_ES" w:bidi="es_ES"/>
-          </w:rPr>
-          <w:rPr>
-            <w:color w:val="0000EE"/>
-            <w:u w:val="single"/>
-          </w:rPr>
-          <w:t>31:32–47</w:t>
-        </w:r>
-      </w:hyperlink>
+      <w:r>
+        <w:rPr>
+          <w:lang w:val="es_ES" w:bidi="es_ES"/>
+        </w:rPr>
+        <w:t>31:32–47</w:t>
+      </w:r>
       <w:r>
         <w:rPr>
           <w:lang w:val="es_ES" w:bidi="es_ES"/>
         </w:rPr>
         <w:t xml:space="preserve"> parece estar basado en un registro real de botines de guerra; y el capítulo </w:t>
       </w:r>
-      <w:hyperlink r:id="rId30">
-        <w:r>
-          <w:rPr>
-            <w:lang w:val="es_ES" w:bidi="es_ES"/>
-          </w:rPr>
-          <w:rPr>
-            <w:color w:val="0000EE"/>
-            <w:u w:val="single"/>
-          </w:rPr>
-          <w:t>33</w:t>
-        </w:r>
-      </w:hyperlink>
+      <w:r>
+        <w:rPr>
+          <w:lang w:val="es_ES" w:bidi="es_ES"/>
+        </w:rPr>
+        <w:t>33</w:t>
+      </w:r>
       <w:r>
         <w:rPr>
           <w:lang w:val="es_ES" w:bidi="es_ES"/>
@@ -1281,18 +1041,12 @@
         </w:rPr>
         <w:t xml:space="preserve">Texto. El texto hebreo de Números está muy bien conservado, excepto por algunas secciones poéticas en los capítulos </w:t>
       </w:r>
-      <w:hyperlink r:id="rId46">
-        <w:r>
-          <w:rPr>
-            <w:lang w:val="es_ES" w:bidi="es_ES"/>
-          </w:rPr>
-          <w:rPr>
-            <w:color w:val="0000EE"/>
-            <w:u w:val="single"/>
-          </w:rPr>
-          <w:t>21–24</w:t>
-        </w:r>
-      </w:hyperlink>
+      <w:r>
+        <w:rPr>
+          <w:lang w:val="es_ES" w:bidi="es_ES"/>
+        </w:rPr>
+        <w:t>21–24</w:t>
+      </w:r>
       <w:r>
         <w:rPr>
           <w:lang w:val="es_ES" w:bidi="es_ES"/>
@@ -1370,36 +1124,24 @@
         </w:rPr>
         <w:t xml:space="preserve">En </w:t>
       </w:r>
-      <w:hyperlink r:id="rId47">
-        <w:r>
-          <w:rPr>
-            <w:lang w:val="es_ES" w:bidi="es_ES"/>
-          </w:rPr>
-          <w:rPr>
-            <w:color w:val="0000EE"/>
-            <w:u w:val="single"/>
-          </w:rPr>
-          <w:t>1 Co 10:1–11</w:t>
-        </w:r>
-      </w:hyperlink>
+      <w:r>
+        <w:rPr>
+          <w:lang w:val="es_ES" w:bidi="es_ES"/>
+        </w:rPr>
+        <w:t>1 Co 10:1–11</w:t>
+      </w:r>
       <w:r>
         <w:rPr>
           <w:lang w:val="es_ES" w:bidi="es_ES"/>
         </w:rPr>
         <w:t>, el apóstol Pablo advierte a sus lectores que eviten la idolatría, la inmoralidad y las quejas para que no perezcan como los israelitas en el desierto. Dios no se complace con ese comportamiento, y los seguidores de Cristo no deben poner a prueba a Dios (</w:t>
       </w:r>
-      <w:hyperlink r:id="rId48">
-        <w:r>
-          <w:rPr>
-            <w:lang w:val="es_ES" w:bidi="es_ES"/>
-          </w:rPr>
-          <w:rPr>
-            <w:color w:val="0000EE"/>
-            <w:u w:val="single"/>
-          </w:rPr>
-          <w:t>1 Co 10:9</w:t>
-        </w:r>
-      </w:hyperlink>
+      <w:r>
+        <w:rPr>
+          <w:lang w:val="es_ES" w:bidi="es_ES"/>
+        </w:rPr>
+        <w:t>1 Co 10:9</w:t>
+      </w:r>
       <w:r>
         <w:rPr>
           <w:lang w:val="es_ES" w:bidi="es_ES"/>
@@ -1424,36 +1166,24 @@
         </w:rPr>
         <w:t>El autor de Hebreos señala repetidas instancias del espíritu endurecido y desobediente de Israel y menciona que Dios respondió a esta desviación con una ira rápida y certera (</w:t>
       </w:r>
-      <w:hyperlink r:id="rId49">
-        <w:r>
-          <w:rPr>
-            <w:lang w:val="es_ES" w:bidi="es_ES"/>
-          </w:rPr>
-          <w:rPr>
-            <w:color w:val="0000EE"/>
-            <w:u w:val="single"/>
-          </w:rPr>
-          <w:t>Hb 3:7–4:11</w:t>
-        </w:r>
-      </w:hyperlink>
+      <w:r>
+        <w:rPr>
+          <w:lang w:val="es_ES" w:bidi="es_ES"/>
+        </w:rPr>
+        <w:t>Hb 3:7–4:11</w:t>
+      </w:r>
       <w:r>
         <w:rPr>
           <w:lang w:val="es_ES" w:bidi="es_ES"/>
         </w:rPr>
         <w:t xml:space="preserve">). Estos versículos, que se basan en gran medida en el lenguaje del </w:t>
       </w:r>
-      <w:hyperlink r:id="rId50">
-        <w:r>
-          <w:rPr>
-            <w:lang w:val="es_ES" w:bidi="es_ES"/>
-          </w:rPr>
-          <w:rPr>
-            <w:color w:val="0000EE"/>
-            <w:u w:val="single"/>
-          </w:rPr>
-          <w:t>Sal 95</w:t>
-        </w:r>
-      </w:hyperlink>
+      <w:r>
+        <w:rPr>
+          <w:lang w:val="es_ES" w:bidi="es_ES"/>
+        </w:rPr>
+        <w:t>Sal 95</w:t>
+      </w:r>
       <w:r>
         <w:rPr>
           <w:lang w:val="es_ES" w:bidi="es_ES"/>
@@ -1472,18 +1202,12 @@
           <w:lang w:val="es_ES" w:bidi="es_ES"/>
         </w:rPr>
       </w:r>
-      <w:hyperlink r:id="rId51">
-        <w:r>
-          <w:rPr>
-            <w:lang w:val="es_ES" w:bidi="es_ES"/>
-          </w:rPr>
-          <w:rPr>
-            <w:color w:val="0000EE"/>
-            <w:u w:val="single"/>
-          </w:rPr>
-          <w:t>Jd 1:5</w:t>
-        </w:r>
-      </w:hyperlink>
+      <w:r>
+        <w:rPr>
+          <w:lang w:val="es_ES" w:bidi="es_ES"/>
+        </w:rPr>
+        <w:t>Jd 1:5</w:t>
+      </w:r>
       <w:r>
         <w:rPr>
           <w:lang w:val="es_ES" w:bidi="es_ES"/>
